--- a/doc.docx
+++ b/doc.docx
@@ -854,6 +854,110 @@
         <w:t>động</w:t>
       </w:r>
       <w:proofErr w:type="spellEnd"/>
+      <w:r>
+        <w:t xml:space="preserve">, </w:t>
+      </w:r>
+      <w:proofErr w:type="spellStart"/>
+      <w:r>
+        <w:t>sau</w:t>
+      </w:r>
+      <w:proofErr w:type="spellEnd"/>
+      <w:r>
+        <w:t xml:space="preserve"> </w:t>
+      </w:r>
+      <w:proofErr w:type="spellStart"/>
+      <w:r>
+        <w:t>khi</w:t>
+      </w:r>
+      <w:proofErr w:type="spellEnd"/>
+      <w:r>
+        <w:t xml:space="preserve"> </w:t>
+      </w:r>
+      <w:proofErr w:type="spellStart"/>
+      <w:r>
+        <w:t>hoàn</w:t>
+      </w:r>
+      <w:proofErr w:type="spellEnd"/>
+      <w:r>
+        <w:t xml:space="preserve"> </w:t>
+      </w:r>
+      <w:proofErr w:type="spellStart"/>
+      <w:r>
+        <w:t>thành</w:t>
+      </w:r>
+      <w:proofErr w:type="spellEnd"/>
+      <w:r>
+        <w:t xml:space="preserve">, </w:t>
+      </w:r>
+      <w:proofErr w:type="spellStart"/>
+      <w:r>
+        <w:t>thì</w:t>
+      </w:r>
+      <w:proofErr w:type="spellEnd"/>
+      <w:r>
+        <w:t xml:space="preserve"> </w:t>
+      </w:r>
+      <w:proofErr w:type="spellStart"/>
+      <w:r>
+        <w:t>báo</w:t>
+      </w:r>
+      <w:proofErr w:type="spellEnd"/>
+      <w:r>
+        <w:t xml:space="preserve"> </w:t>
+      </w:r>
+      <w:proofErr w:type="spellStart"/>
+      <w:r>
+        <w:t>kết</w:t>
+      </w:r>
+      <w:proofErr w:type="spellEnd"/>
+      <w:r>
+        <w:t xml:space="preserve"> </w:t>
+      </w:r>
+      <w:proofErr w:type="spellStart"/>
+      <w:r>
+        <w:t>thúc</w:t>
+      </w:r>
+      <w:proofErr w:type="spellEnd"/>
+      <w:r>
+        <w:t xml:space="preserve"> </w:t>
+      </w:r>
+      <w:proofErr w:type="spellStart"/>
+      <w:r>
+        <w:t>kết</w:t>
+      </w:r>
+      <w:proofErr w:type="spellEnd"/>
+      <w:r>
+        <w:t xml:space="preserve"> </w:t>
+      </w:r>
+      <w:proofErr w:type="spellStart"/>
+      <w:r>
+        <w:t>thúc</w:t>
+      </w:r>
+      <w:proofErr w:type="spellEnd"/>
+      <w:r>
+        <w:t xml:space="preserve"> </w:t>
+      </w:r>
+      <w:proofErr w:type="spellStart"/>
+      <w:r>
+        <w:t>và</w:t>
+      </w:r>
+      <w:proofErr w:type="spellEnd"/>
+      <w:r>
+        <w:t xml:space="preserve"> </w:t>
+      </w:r>
+      <w:proofErr w:type="spellStart"/>
+      <w:r>
+        <w:t>đánh</w:t>
+      </w:r>
+      <w:proofErr w:type="spellEnd"/>
+      <w:r>
+        <w:t xml:space="preserve"> </w:t>
+      </w:r>
+      <w:proofErr w:type="spellStart"/>
+      <w:r>
+        <w:t>giá</w:t>
+      </w:r>
+      <w:proofErr w:type="spellEnd"/>
     </w:p>
     <w:p>
       <w:pPr>
@@ -911,92 +1015,38 @@
     </w:p>
     <w:p>
       <w:pPr>
-        <w:ind w:left="360"/>
-      </w:pPr>
-      <w:proofErr w:type="spellStart"/>
-      <w:r>
-        <w:t>Người</w:t>
-      </w:r>
-      <w:proofErr w:type="spellEnd"/>
-      <w:r>
-        <w:t xml:space="preserve"> </w:t>
-      </w:r>
-      <w:proofErr w:type="spellStart"/>
-      <w:r>
-        <w:t>lao</w:t>
-      </w:r>
-      <w:proofErr w:type="spellEnd"/>
-      <w:r>
-        <w:t xml:space="preserve"> </w:t>
-      </w:r>
-      <w:proofErr w:type="spellStart"/>
-      <w:r>
-        <w:t>động</w:t>
-      </w:r>
-      <w:proofErr w:type="spellEnd"/>
-    </w:p>
-    <w:p>
-      <w:pPr>
         <w:pStyle w:val="oancuaDanhsach"/>
         <w:numPr>
           <w:ilvl w:val="0"/>
           <w:numId w:val="1"/>
         </w:numPr>
       </w:pPr>
-      <w:r>
-        <w:t xml:space="preserve">Thông tin </w:t>
-      </w:r>
-      <w:proofErr w:type="spellStart"/>
-      <w:r>
-        <w:t>cá</w:t>
-      </w:r>
-      <w:proofErr w:type="spellEnd"/>
-      <w:r>
-        <w:t xml:space="preserve"> </w:t>
-      </w:r>
-      <w:proofErr w:type="spellStart"/>
-      <w:r>
-        <w:t>nhân</w:t>
-      </w:r>
-      <w:proofErr w:type="spellEnd"/>
-      <w:r>
-        <w:t xml:space="preserve"> </w:t>
-      </w:r>
-      <w:r>
-        <w:t>(</w:t>
-      </w:r>
-      <w:proofErr w:type="spellStart"/>
-      <w:r>
-        <w:t>xem</w:t>
-      </w:r>
-      <w:proofErr w:type="spellEnd"/>
-      <w:r>
-        <w:t xml:space="preserve"> chi </w:t>
-      </w:r>
-      <w:proofErr w:type="spellStart"/>
-      <w:r>
-        <w:t>tiết</w:t>
-      </w:r>
-      <w:proofErr w:type="spellEnd"/>
-      <w:r>
-        <w:t xml:space="preserve"> </w:t>
-      </w:r>
-      <w:proofErr w:type="spellStart"/>
-      <w:r>
-        <w:t>sửa</w:t>
-      </w:r>
-      <w:proofErr w:type="spellEnd"/>
-      <w:r>
-        <w:t xml:space="preserve"> </w:t>
-      </w:r>
-      <w:proofErr w:type="spellStart"/>
-      <w:r>
-        <w:t>xóa</w:t>
-      </w:r>
-      <w:proofErr w:type="spellEnd"/>
-      <w:r>
-        <w:t>)</w:t>
-      </w:r>
+    </w:p>
+    <w:p>
+      <w:pPr>
+        <w:ind w:left="360"/>
+      </w:pPr>
+      <w:proofErr w:type="spellStart"/>
+      <w:r>
+        <w:t>Người</w:t>
+      </w:r>
+      <w:proofErr w:type="spellEnd"/>
+      <w:r>
+        <w:t xml:space="preserve"> </w:t>
+      </w:r>
+      <w:proofErr w:type="spellStart"/>
+      <w:r>
+        <w:t>lao</w:t>
+      </w:r>
+      <w:proofErr w:type="spellEnd"/>
+      <w:r>
+        <w:t xml:space="preserve"> </w:t>
+      </w:r>
+      <w:proofErr w:type="spellStart"/>
+      <w:r>
+        <w:t>động</w:t>
+      </w:r>
+      <w:proofErr w:type="spellEnd"/>
     </w:p>
     <w:p>
       <w:pPr>
@@ -1006,43 +1056,60 @@
           <w:numId w:val="1"/>
         </w:numPr>
       </w:pPr>
-      <w:proofErr w:type="spellStart"/>
-      <w:r>
-        <w:t>Tìm</w:t>
-      </w:r>
-      <w:proofErr w:type="spellEnd"/>
-      <w:r>
-        <w:t xml:space="preserve"> </w:t>
-      </w:r>
-      <w:proofErr w:type="spellStart"/>
-      <w:r>
-        <w:t>kiếm</w:t>
-      </w:r>
-      <w:proofErr w:type="spellEnd"/>
-      <w:r>
-        <w:t xml:space="preserve"> </w:t>
-      </w:r>
-      <w:proofErr w:type="spellStart"/>
-      <w:r>
-        <w:t>thông</w:t>
-      </w:r>
-      <w:proofErr w:type="spellEnd"/>
-      <w:r>
-        <w:t xml:space="preserve"> tin </w:t>
-      </w:r>
-      <w:proofErr w:type="spellStart"/>
-      <w:r>
-        <w:t>công</w:t>
-      </w:r>
-      <w:proofErr w:type="spellEnd"/>
-      <w:r>
-        <w:t xml:space="preserve"> </w:t>
-      </w:r>
-      <w:proofErr w:type="spellStart"/>
-      <w:r>
-        <w:t>việc</w:t>
-      </w:r>
-      <w:proofErr w:type="spellEnd"/>
+      <w:r>
+        <w:t xml:space="preserve">Thông tin </w:t>
+      </w:r>
+      <w:proofErr w:type="spellStart"/>
+      <w:r>
+        <w:t>cá</w:t>
+      </w:r>
+      <w:proofErr w:type="spellEnd"/>
+      <w:r>
+        <w:t xml:space="preserve"> </w:t>
+      </w:r>
+      <w:proofErr w:type="spellStart"/>
+      <w:r>
+        <w:t>nhân</w:t>
+      </w:r>
+      <w:proofErr w:type="spellEnd"/>
+      <w:r>
+        <w:t xml:space="preserve"> </w:t>
+      </w:r>
+      <w:r>
+        <w:t>(</w:t>
+      </w:r>
+      <w:proofErr w:type="spellStart"/>
+      <w:r>
+        <w:t>xem</w:t>
+      </w:r>
+      <w:proofErr w:type="spellEnd"/>
+      <w:r>
+        <w:t xml:space="preserve"> chi </w:t>
+      </w:r>
+      <w:proofErr w:type="spellStart"/>
+      <w:r>
+        <w:t>tiết</w:t>
+      </w:r>
+      <w:proofErr w:type="spellEnd"/>
+      <w:r>
+        <w:t xml:space="preserve"> </w:t>
+      </w:r>
+      <w:proofErr w:type="spellStart"/>
+      <w:r>
+        <w:t>sửa</w:t>
+      </w:r>
+      <w:proofErr w:type="spellEnd"/>
+      <w:r>
+        <w:t xml:space="preserve"> </w:t>
+      </w:r>
+      <w:proofErr w:type="spellStart"/>
+      <w:r>
+        <w:t>xóa</w:t>
+      </w:r>
+      <w:proofErr w:type="spellEnd"/>
+      <w:r>
+        <w:t>)</w:t>
+      </w:r>
     </w:p>
     <w:p>
       <w:pPr>
@@ -1054,52 +1121,121 @@
       </w:pPr>
       <w:proofErr w:type="spellStart"/>
       <w:r>
-        <w:t>Đăng</w:t>
-      </w:r>
-      <w:proofErr w:type="spellEnd"/>
-      <w:r>
-        <w:t xml:space="preserve"> </w:t>
-      </w:r>
-      <w:proofErr w:type="spellStart"/>
-      <w:r>
-        <w:t>nhập</w:t>
-      </w:r>
-      <w:proofErr w:type="spellEnd"/>
-      <w:r>
-        <w:t xml:space="preserve"> </w:t>
-      </w:r>
-      <w:proofErr w:type="spellStart"/>
-      <w:r>
-        <w:t>đăng</w:t>
-      </w:r>
-      <w:proofErr w:type="spellEnd"/>
-      <w:r>
-        <w:t xml:space="preserve"> </w:t>
-      </w:r>
-      <w:proofErr w:type="spellStart"/>
-      <w:r>
-        <w:t>ký</w:t>
-      </w:r>
-      <w:proofErr w:type="spellEnd"/>
-      <w:r>
-        <w:t xml:space="preserve"> </w:t>
-      </w:r>
-      <w:proofErr w:type="spellStart"/>
-      <w:r>
-        <w:t>hồ</w:t>
-      </w:r>
-      <w:proofErr w:type="spellEnd"/>
-      <w:r>
-        <w:t xml:space="preserve"> </w:t>
-      </w:r>
-      <w:proofErr w:type="spellStart"/>
-      <w:r>
-        <w:t>sơ</w:t>
-      </w:r>
-      <w:proofErr w:type="spellEnd"/>
-      <w:r>
-        <w:t xml:space="preserve"> </w:t>
-      </w:r>
+        <w:t>Tìm</w:t>
+      </w:r>
+      <w:proofErr w:type="spellEnd"/>
+      <w:r>
+        <w:t xml:space="preserve"> </w:t>
+      </w:r>
+      <w:proofErr w:type="spellStart"/>
+      <w:r>
+        <w:t>kiếm</w:t>
+      </w:r>
+      <w:proofErr w:type="spellEnd"/>
+      <w:r>
+        <w:t xml:space="preserve"> </w:t>
+      </w:r>
+      <w:proofErr w:type="spellStart"/>
+      <w:r>
+        <w:t>thông</w:t>
+      </w:r>
+      <w:proofErr w:type="spellEnd"/>
+      <w:r>
+        <w:t xml:space="preserve"> tin </w:t>
+      </w:r>
+      <w:proofErr w:type="spellStart"/>
+      <w:r>
+        <w:t>công</w:t>
+      </w:r>
+      <w:proofErr w:type="spellEnd"/>
+      <w:r>
+        <w:t xml:space="preserve"> </w:t>
+      </w:r>
+      <w:proofErr w:type="spellStart"/>
+      <w:r>
+        <w:t>việc</w:t>
+      </w:r>
+      <w:proofErr w:type="spellEnd"/>
+      <w:r>
+        <w:t xml:space="preserve"> </w:t>
+      </w:r>
+      <w:proofErr w:type="spellStart"/>
+      <w:r>
+        <w:t>hiện</w:t>
+      </w:r>
+      <w:proofErr w:type="spellEnd"/>
+      <w:r>
+        <w:t xml:space="preserve"> </w:t>
+      </w:r>
+      <w:proofErr w:type="spellStart"/>
+      <w:r>
+        <w:t>thị</w:t>
+      </w:r>
+      <w:proofErr w:type="spellEnd"/>
+      <w:r>
+        <w:t xml:space="preserve"> </w:t>
+      </w:r>
+      <w:proofErr w:type="spellStart"/>
+      <w:r>
+        <w:t>công</w:t>
+      </w:r>
+      <w:proofErr w:type="spellEnd"/>
+      <w:r>
+        <w:t xml:space="preserve"> </w:t>
+      </w:r>
+      <w:proofErr w:type="spellStart"/>
+      <w:r>
+        <w:t>việc</w:t>
+      </w:r>
+      <w:proofErr w:type="spellEnd"/>
+      <w:r>
+        <w:t xml:space="preserve"> </w:t>
+      </w:r>
+      <w:proofErr w:type="spellStart"/>
+      <w:r>
+        <w:t>đang</w:t>
+      </w:r>
+      <w:proofErr w:type="spellEnd"/>
+      <w:r>
+        <w:t xml:space="preserve"> </w:t>
+      </w:r>
+      <w:proofErr w:type="spellStart"/>
+      <w:r>
+        <w:t>mở</w:t>
+      </w:r>
+      <w:proofErr w:type="spellEnd"/>
+      <w:r>
+        <w:t xml:space="preserve"> the </w:t>
+      </w:r>
+      <w:proofErr w:type="spellStart"/>
+      <w:r>
+        <w:t>ngyện</w:t>
+      </w:r>
+      <w:proofErr w:type="spellEnd"/>
+      <w:r>
+        <w:t xml:space="preserve"> </w:t>
+      </w:r>
+      <w:proofErr w:type="spellStart"/>
+      <w:r>
+        <w:t>vọng</w:t>
+      </w:r>
+      <w:proofErr w:type="spellEnd"/>
+      <w:r>
+        <w:t xml:space="preserve"> </w:t>
+      </w:r>
+      <w:proofErr w:type="spellStart"/>
+      <w:r>
+        <w:t>cá</w:t>
+      </w:r>
+      <w:proofErr w:type="spellEnd"/>
+      <w:r>
+        <w:t xml:space="preserve"> </w:t>
+      </w:r>
+      <w:proofErr w:type="spellStart"/>
+      <w:r>
+        <w:t>nhân</w:t>
+      </w:r>
+      <w:proofErr w:type="spellEnd"/>
     </w:p>
     <w:p>
       <w:pPr>
@@ -1111,6 +1247,63 @@
       </w:pPr>
       <w:proofErr w:type="spellStart"/>
       <w:r>
+        <w:t>Đăng</w:t>
+      </w:r>
+      <w:proofErr w:type="spellEnd"/>
+      <w:r>
+        <w:t xml:space="preserve"> </w:t>
+      </w:r>
+      <w:proofErr w:type="spellStart"/>
+      <w:r>
+        <w:t>nhập</w:t>
+      </w:r>
+      <w:proofErr w:type="spellEnd"/>
+      <w:r>
+        <w:t xml:space="preserve"> </w:t>
+      </w:r>
+      <w:proofErr w:type="spellStart"/>
+      <w:r>
+        <w:t>đăng</w:t>
+      </w:r>
+      <w:proofErr w:type="spellEnd"/>
+      <w:r>
+        <w:t xml:space="preserve"> </w:t>
+      </w:r>
+      <w:proofErr w:type="spellStart"/>
+      <w:r>
+        <w:t>ký</w:t>
+      </w:r>
+      <w:proofErr w:type="spellEnd"/>
+      <w:r>
+        <w:t xml:space="preserve"> </w:t>
+      </w:r>
+      <w:proofErr w:type="spellStart"/>
+      <w:r>
+        <w:t>hồ</w:t>
+      </w:r>
+      <w:proofErr w:type="spellEnd"/>
+      <w:r>
+        <w:t xml:space="preserve"> </w:t>
+      </w:r>
+      <w:proofErr w:type="spellStart"/>
+      <w:r>
+        <w:t>sơ</w:t>
+      </w:r>
+      <w:proofErr w:type="spellEnd"/>
+      <w:r>
+        <w:t xml:space="preserve"> </w:t>
+      </w:r>
+    </w:p>
+    <w:p>
+      <w:pPr>
+        <w:pStyle w:val="oancuaDanhsach"/>
+        <w:numPr>
+          <w:ilvl w:val="0"/>
+          <w:numId w:val="1"/>
+        </w:numPr>
+      </w:pPr>
+      <w:proofErr w:type="spellStart"/>
+      <w:r>
         <w:t>Đánh</w:t>
       </w:r>
       <w:proofErr w:type="spellEnd"/>
@@ -1147,7 +1340,159 @@
       </w:r>
       <w:proofErr w:type="spellEnd"/>
       <w:r>
-        <w:t xml:space="preserve"> việc</w:t>
+        <w:t xml:space="preserve"> </w:t>
+      </w:r>
+      <w:proofErr w:type="spellStart"/>
+      <w:r>
+        <w:t>việc</w:t>
+      </w:r>
+      <w:proofErr w:type="spellEnd"/>
+    </w:p>
+    <w:p>
+      <w:r>
+        <w:br w:type="page"/>
+      </w:r>
+    </w:p>
+    <w:p>
+      <w:pPr>
+        <w:pStyle w:val="oancuaDanhsach"/>
+      </w:pPr>
+      <w:r>
+        <w:rPr>
+          <w:noProof/>
+        </w:rPr>
+        <w:lastRenderedPageBreak/>
+        <mc:AlternateContent>
+          <mc:Choice Requires="wps">
+            <w:drawing>
+              <wp:anchor distT="0" distB="0" distL="114300" distR="114300" simplePos="0" relativeHeight="251661312" behindDoc="0" locked="0" layoutInCell="1" allowOverlap="1" wp14:anchorId="173DE1E9" wp14:editId="4857AE55">
+                <wp:simplePos x="0" y="0"/>
+                <wp:positionH relativeFrom="column">
+                  <wp:posOffset>317179</wp:posOffset>
+                </wp:positionH>
+                <wp:positionV relativeFrom="paragraph">
+                  <wp:posOffset>769620</wp:posOffset>
+                </wp:positionV>
+                <wp:extent cx="3472405" cy="422476"/>
+                <wp:effectExtent l="0" t="0" r="13970" b="15875"/>
+                <wp:wrapNone/>
+                <wp:docPr id="203599495" name="Hình chữ nhật 1"/>
+                <wp:cNvGraphicFramePr/>
+                <a:graphic xmlns:a="http://schemas.openxmlformats.org/drawingml/2006/main">
+                  <a:graphicData uri="http://schemas.microsoft.com/office/word/2010/wordprocessingShape">
+                    <wps:wsp>
+                      <wps:cNvSpPr/>
+                      <wps:spPr>
+                        <a:xfrm>
+                          <a:off x="0" y="0"/>
+                          <a:ext cx="3472405" cy="422476"/>
+                        </a:xfrm>
+                        <a:prstGeom prst="rect">
+                          <a:avLst/>
+                        </a:prstGeom>
+                      </wps:spPr>
+                      <wps:style>
+                        <a:lnRef idx="2">
+                          <a:schemeClr val="accent1">
+                            <a:shade val="15000"/>
+                          </a:schemeClr>
+                        </a:lnRef>
+                        <a:fillRef idx="1">
+                          <a:schemeClr val="accent1"/>
+                        </a:fillRef>
+                        <a:effectRef idx="0">
+                          <a:schemeClr val="accent1"/>
+                        </a:effectRef>
+                        <a:fontRef idx="minor">
+                          <a:schemeClr val="lt1"/>
+                        </a:fontRef>
+                      </wps:style>
+                      <wps:bodyPr rot="0" spcFirstLastPara="0" vertOverflow="overflow" horzOverflow="overflow" vert="horz" wrap="square" lIns="91440" tIns="45720" rIns="91440" bIns="45720" numCol="1" spcCol="0" rtlCol="0" fromWordArt="0" anchor="ctr" anchorCtr="0" forceAA="0" compatLnSpc="1">
+                        <a:prstTxWarp prst="textNoShape">
+                          <a:avLst/>
+                        </a:prstTxWarp>
+                        <a:noAutofit/>
+                      </wps:bodyPr>
+                    </wps:wsp>
+                  </a:graphicData>
+                </a:graphic>
+              </wp:anchor>
+            </w:drawing>
+          </mc:Choice>
+          <mc:Fallback>
+            <w:pict>
+              <v:rect w14:anchorId="49818875" id="Hình chữ nhật 1" o:spid="_x0000_s1026" style="position:absolute;margin-left:24.95pt;margin-top:60.6pt;width:273.4pt;height:33.25pt;z-index:251661312;visibility:visible;mso-wrap-style:square;mso-wrap-distance-left:9pt;mso-wrap-distance-top:0;mso-wrap-distance-right:9pt;mso-wrap-distance-bottom:0;mso-position-horizontal:absolute;mso-position-horizontal-relative:text;mso-position-vertical:absolute;mso-position-vertical-relative:text;v-text-anchor:middle" o:gfxdata="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" fillcolor="#4472c4 [3204]" strokecolor="#09101d [484]" strokeweight="1pt"/>
+            </w:pict>
+          </mc:Fallback>
+        </mc:AlternateContent>
+      </w:r>
+      <w:r>
+        <w:rPr>
+          <w:noProof/>
+        </w:rPr>
+        <mc:AlternateContent>
+          <mc:Choice Requires="wps">
+            <w:drawing>
+              <wp:anchor distT="0" distB="0" distL="114300" distR="114300" simplePos="0" relativeHeight="251659264" behindDoc="0" locked="0" layoutInCell="1" allowOverlap="1" wp14:anchorId="2E189B0D" wp14:editId="41141A97">
+                <wp:simplePos x="0" y="0"/>
+                <wp:positionH relativeFrom="column">
+                  <wp:posOffset>399327</wp:posOffset>
+                </wp:positionH>
+                <wp:positionV relativeFrom="paragraph">
+                  <wp:posOffset>-243068</wp:posOffset>
+                </wp:positionV>
+                <wp:extent cx="3472405" cy="422476"/>
+                <wp:effectExtent l="0" t="0" r="13970" b="15875"/>
+                <wp:wrapNone/>
+                <wp:docPr id="1595960428" name="Hình chữ nhật 1"/>
+                <wp:cNvGraphicFramePr/>
+                <a:graphic xmlns:a="http://schemas.openxmlformats.org/drawingml/2006/main">
+                  <a:graphicData uri="http://schemas.microsoft.com/office/word/2010/wordprocessingShape">
+                    <wps:wsp>
+                      <wps:cNvSpPr/>
+                      <wps:spPr>
+                        <a:xfrm>
+                          <a:off x="0" y="0"/>
+                          <a:ext cx="3472405" cy="422476"/>
+                        </a:xfrm>
+                        <a:prstGeom prst="rect">
+                          <a:avLst/>
+                        </a:prstGeom>
+                      </wps:spPr>
+                      <wps:style>
+                        <a:lnRef idx="2">
+                          <a:schemeClr val="accent1">
+                            <a:shade val="15000"/>
+                          </a:schemeClr>
+                        </a:lnRef>
+                        <a:fillRef idx="1">
+                          <a:schemeClr val="accent1"/>
+                        </a:fillRef>
+                        <a:effectRef idx="0">
+                          <a:schemeClr val="accent1"/>
+                        </a:effectRef>
+                        <a:fontRef idx="minor">
+                          <a:schemeClr val="lt1"/>
+                        </a:fontRef>
+                      </wps:style>
+                      <wps:bodyPr rot="0" spcFirstLastPara="0" vertOverflow="overflow" horzOverflow="overflow" vert="horz" wrap="square" lIns="91440" tIns="45720" rIns="91440" bIns="45720" numCol="1" spcCol="0" rtlCol="0" fromWordArt="0" anchor="ctr" anchorCtr="0" forceAA="0" compatLnSpc="1">
+                        <a:prstTxWarp prst="textNoShape">
+                          <a:avLst/>
+                        </a:prstTxWarp>
+                        <a:noAutofit/>
+                      </wps:bodyPr>
+                    </wps:wsp>
+                  </a:graphicData>
+                </a:graphic>
+              </wp:anchor>
+            </w:drawing>
+          </mc:Choice>
+          <mc:Fallback>
+            <w:pict>
+              <v:rect w14:anchorId="6E5E2DFB" id="Hình chữ nhật 1" o:spid="_x0000_s1026" style="position:absolute;margin-left:31.45pt;margin-top:-19.15pt;width:273.4pt;height:33.25pt;z-index:251659264;visibility:visible;mso-wrap-style:square;mso-wrap-distance-left:9pt;mso-wrap-distance-top:0;mso-wrap-distance-right:9pt;mso-wrap-distance-bottom:0;mso-position-horizontal:absolute;mso-position-horizontal-relative:text;mso-position-vertical:absolute;mso-position-vertical-relative:text;v-text-anchor:middle" o:gfxdata="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" fillcolor="#4472c4 [3204]" strokecolor="#09101d [484]" strokeweight="1pt"/>
+            </w:pict>
+          </mc:Fallback>
+        </mc:AlternateContent>
       </w:r>
     </w:p>
     <w:sectPr>
